--- a/document_templates/russian_library/Исковые_заявления/Процессуальные_документы/шаблон_Встречное_исковое_заявление_по_долговой_расписке.docx
+++ b/document_templates/russian_library/Исковые_заявления/Процессуальные_документы/шаблон_Встречное_исковое_заявление_по_долговой_расписке.docx
@@ -51,15 +51,14 @@
           <w:lang w:val="en-US"/>
         </w:rPr>
       </w:pPr>
-      <w:proofErr w:type="gramStart"/>
-      <w:r>
-        <w:rPr>
-          <w:rFonts w:ascii="Times New Roman" w:hAnsi="Times New Roman" w:cs="Times New Roman"/>
-          <w:sz w:val="24"/>
-          <w:szCs w:val="24"/>
-          <w:lang w:val="en-US"/>
-        </w:rPr>
-        <w:t>{{ court_w_t_w_r_w_prooferr_w_type_gramend_w_r_w_rpr_w_rfonts_w_ascii_times_new_roman_w_hansi_times_new_roman_w_cs_times_new_roman_w_sz_w_val_24_w_szcs_w_val_24_w_lang_w_val_en_us_w_rpr_w_t_xml_space_preserve_address }}</w:t>
+      <w:r>
+        <w:rPr>
+          <w:rFonts w:ascii="Times New Roman" w:hAnsi="Times New Roman" w:cs="Times New Roman"/>
+          <w:sz w:val="24"/>
+          <w:szCs w:val="24"/>
+          <w:lang w:val="en-US"/>
+        </w:rPr>
+        <w:t>{{ court_address }}</w:t>
       </w:r>
     </w:p>
     <w:p>
@@ -143,7 +142,7 @@
           <w:szCs w:val="24"/>
           <w:lang w:val="en-US"/>
         </w:rPr>
-        <w:t xml:space="preserve">: {{ w_t_w_r_w_r_w_rpr_w_rfonts_w_ascii_times_new_roman_w_hansi_times_new_roman_w_cs_times_new_roman_w_sz_w_val_24_w_szcs_w_val_24_w_lang_w_val_en_us_w_rpr_w_t_plaintiff_registration_address }}</w:t>
+        <w:t xml:space="preserve">: {{ plaintiff_registration_address }}</w:t>
       </w:r>
     </w:p>
     <w:p>
@@ -198,7 +197,7 @@
           <w:szCs w:val="24"/>
           <w:lang w:val="en-US"/>
         </w:rPr>
-        <w:t xml:space="preserve">{{ w_t_w_r_w_r_w_rsidr_00de3440_w_rpr_w_rfonts_w_ascii_times_new_roman_w_hansi_times_new_roman_w_cs_times_new_roman_w_sz_w_val_24_w_szcs_w_val_24_w_lang_w_val_en_us_w_rpr_w_t_plaintiff_w_t_w_r_w_r_w_rsidr_00de3440_w_rsidrpr_00de3440_w_rpr_w_rfonts_w_ascii_times_new_roman_w_hansi_times_new_roman_w_cs_times_new_roman_w_sz_w_val_24_w_szcs_w_val_24_w_lang_w_val_en_us_w_rpr_w_t_xml_space_preserve_w_t_w_r_w_r_w_rsidr_00de3440_w_rpr_w_rfonts_w_ascii_times_new_roman_w_hansi_times_new_roman_w_cs_times_new_roman_w_sz_w_val_24_w_szcs_w_val_24_w_lang_w_val_en_us_w_rpr_w_t_representative }}</w:t>
+        <w:t xml:space="preserve">{{ plaintiff }}</w:t>
       </w:r>
     </w:p>
     <w:p>
@@ -233,7 +232,7 @@
           <w:sz w:val="24"/>
           <w:szCs w:val="24"/>
         </w:rPr>
-        <w:t xml:space="preserve">{{ w_t_w_r_w_r_w_rsidr_00de3440_w_rpr_w_rfonts_w_ascii_times_new_roman_w_hansi_times_new_roman_w_cs_times_new_roman_w_sz_w_val_24_w_szcs_w_val_24_w_lang_w_val_en_us_w_rpr_w_t_defendant_w_t_w_r_w_r_w_rsidr_00de3440_w_rsidrpr_00de3440_w_rpr_w_rfonts_w_ascii_times_new_roman_w_hansi_times_new_roman_w_cs_times_new_roman_w_sz_w_val_24_w_szcs_w_val_24_w_rpr_w_t_xml_space_preserve }}</w:t>
+        <w:t xml:space="preserve">{{ defendant }}</w:t>
       </w:r>
     </w:p>
     <w:p>
@@ -288,7 +287,7 @@
           <w:szCs w:val="24"/>
           <w:lang w:val="en-US"/>
         </w:rPr>
-        <w:t xml:space="preserve">{{ w_t_w_r_w_r_w_rsidr_00de3440_w_rpr_w_rfonts_w_ascii_times_new_roman_w_hansi_times_new_roman_w_cs_times_new_roman_w_sz_w_val_24_w_szcs_w_val_24_w_lang_w_val_en_us_w_rpr_w_t_defendant_w_t_w_r_w_r_w_rsidr_00de3440_w_rsidrpr_00de3440_w_rpr_w_rfonts_w_ascii_times_new_roman_w_hansi_times_new_roman_w_cs_times_new_roman_w_sz_w_val_24_w_szcs_w_val_24_w_lang_w_val_en_us_w_rpr_w_t_xml_space_preserve_w_t_w_r_w_r_w_rsidr_00de3440_w_rpr_w_rfonts_w_ascii_times_new_roman_w_hansi_times_new_roman_w_cs_times_new_roman_w_sz_w_val_24_w_szcs_w_val_24_w_lang_w_val_en_us_w_rpr_w_t_registration_address }}</w:t>
+        <w:t xml:space="preserve">{{ defendant }}</w:t>
       </w:r>
     </w:p>
     <w:p>
@@ -332,7 +331,7 @@
           <w:sz w:val="24"/>
           <w:szCs w:val="24"/>
         </w:rPr>
-        <w:t xml:space="preserve">{{ w_t_w_r_w_r_w_rsidr_00de3440_w_rpr_w_rfonts_w_ascii_times_new_roman_w_hansi_times_new_roman_w_cs_times_new_roman_w_sz_w_val_24_w_szcs_w_val_24_w_lang_w_val_en_us_w_rpr_w_t_plaintiff_w_t_w_r_w_r_w_rsidr_00de3440_w_rsidrpr_00de3440_w_rpr_w_rfonts_w_ascii_times_new_roman_w_hansi_times_new_roman_w_cs_times_new_roman_w_sz_w_val_24_w_szcs_w_val_24_w_rpr_w_t_xml_space_preserve }}</w:t>
+        <w:t xml:space="preserve">{{ plaintiff }}</w:t>
       </w:r>
       <w:r>
         <w:rPr>
@@ -348,7 +347,7 @@
           <w:sz w:val="24"/>
           <w:szCs w:val="24"/>
         </w:rPr>
-        <w:t xml:space="preserve"> {{ w_t_w_r_w_r_w_rsidr_00de3440_w_rpr_w_rfonts_w_ascii_times_new_roman_w_hansi_times_new_roman_w_cs_times_new_roman_w_sz_w_val_24_w_szcs_w_val_24_w_lang_w_val_en_us_w_rpr_w_t_incident_w_t_w_r_w_r_w_rsidr_00de3440_w_rsidrpr_00de3440_w_rpr_w_rfonts_w_ascii_times_new_roman_w_hansi_times_new_roman_w_cs_times_new_roman_w_sz_w_val_24_w_szcs_w_val_24_w_rpr_w_t_xml_space_preserve_w_t_w_r_w_r_w_rsidr_00de3440_w_rpr_w_rfonts_w_ascii_times_new_roman_w_hansi_times_new_roman_w_cs_times_new_roman_w_sz_w_val_24_w_szcs_w_val_24_w_lang_w_val_en_us_w_rpr_w_t_date_w_t_w_r_w_r_w_rsidr_00de3440_w_rsidrpr_00de3440_w_rpr_w_rfonts_w_ascii_times_new_roman_w_hansi_times_new_roman_w_cs_times_new_roman_w_sz_w_val_24_w_szcs_w_val_24_w_rpr_w_t }}</w:t>
+        <w:t xml:space="preserve"> {{ incident_date }}</w:t>
       </w:r>
       <w:r>
         <w:rPr>
@@ -364,7 +363,7 @@
           <w:sz w:val="24"/>
           <w:szCs w:val="24"/>
         </w:rPr>
-        <w:t xml:space="preserve">{{ w_t_w_r_w_r_w_rsidr_00de3440_w_rpr_w_rfonts_w_ascii_times_new_roman_w_hansi_times_new_roman_w_cs_times_new_roman_w_sz_w_val_24_w_szcs_w_val_24_w_lang_w_val_en_us_w_rpr_w_t_receipt_w_t_w_r_w_r_w_rsidr_00de3440_w_rsidrpr_00de3440_w_rpr_w_rfonts_w_ascii_times_new_roman_w_hansi_times_new_roman_w_cs_times_new_roman_w_sz_w_val_24_w_szcs_w_val_24_w_rpr_w_t_xml_space_preserve_w_t_w_r_w_r_w_rsidr_00de3440_w_rpr_w_rfonts_w_ascii_times_new_roman_w_hansi_times_new_roman_w_cs_times_new_roman_w_sz_w_val_24_w_szcs_w_val_24_w_lang_w_val_en_us_w_rpr_w_t_date_w_t_w_r_w_r_w_rsidr_00de3440_w_rsidrpr_00de3440_w_rpr_w_rfonts_w_ascii_times_new_roman_w_hansi_times_new_roman_w_cs_times_new_roman_w_sz_w_val_24_w_szcs_w_val_24_w_rpr_w_t_xml_space_preserve }}</w:t>
+        <w:t xml:space="preserve">{{ receipt_date }}</w:t>
       </w:r>
       <w:r>
         <w:rPr>
@@ -380,7 +379,7 @@
           <w:sz w:val="24"/>
           <w:szCs w:val="24"/>
         </w:rPr>
-        <w:t xml:space="preserve">{{ w_t_w_r_w_r_w_rsidr_00de3440_w_rpr_w_rfonts_w_ascii_times_new_roman_w_hansi_times_new_roman_w_cs_times_new_roman_w_sz_w_val_24_w_szcs_w_val_24_w_lang_w_val_en_us_w_rpr_w_t_creditor_w_t_w_r_w_r_w_rsidr_00de3440_w_rsidrpr_00de3440_w_rpr_w_rfonts_w_ascii_times_new_roman_w_hansi_times_new_roman_w_cs_times_new_roman_w_sz_w_val_24_w_szcs_w_val_24_w_rpr_w_t_xml_space_preserve_w_t_w_r_w_r_w_rsidr_00de3440_w_rpr_w_rfonts_w_ascii_times_new_roman_w_hansi_times_new_roman_w_cs_times_new_roman_w_sz_w_val_24_w_szcs_w_val_24_w_lang_w_val_en_us_w_rpr_w_t_name_w_t_w_r_w_r_w_rsidr_00de3440_w_rsidrpr_00de3440_w_rpr_w_rfonts_w_ascii_times_new_roman_w_hansi_times_new_roman_w_cs_times_new_roman_w_sz_w_val_24_w_szcs_w_val_24_w_rpr_w_t_xml_space_preserve }} </w:t>
+        <w:t xml:space="preserve">{{ creditor_name }} </w:t>
       </w:r>
       <w:r>
         <w:rPr>
@@ -396,7 +395,7 @@
           <w:sz w:val="24"/>
           <w:szCs w:val="24"/>
         </w:rPr>
-        <w:t xml:space="preserve">{{ w_t_w_r_w_r_w_rsidr_00de3440_w_rpr_w_rfonts_w_ascii_times_new_roman_w_hansi_times_new_roman_w_cs_times_new_roman_w_sz_w_val_24_w_szcs_w_val_24_w_lang_w_val_en_us_w_rpr_w_t_debt_w_t_w_r_w_r_w_rsidr_00de3440_w_rsidrpr_00de3440_w_rpr_w_rfonts_w_ascii_times_new_roman_w_hansi_times_new_roman_w_cs_times_new_roman_w_sz_w_val_24_w_szcs_w_val_24_w_rpr_w_t_xml_space_preserve_w_t_w_r_w_r_w_rsidr_00de3440_w_rpr_w_rfonts_w_ascii_times_new_roman_w_hansi_times_new_roman_w_cs_times_new_roman_w_sz_w_val_24_w_szcs_w_val_24_w_lang_w_val_en_us_w_rpr_w_t_amount_w_t_w_r_w_r_w_rsidr_00de3440_w_rsidrpr_00de3440_w_rpr_w_rfonts_w_ascii_times_new_roman_w_hansi_times_new_roman_w_cs_times_new_roman_w_sz_w_val_24_w_szcs_w_val_24_w_rpr_w_t_xml_space_preserve }} </w:t>
+        <w:t xml:space="preserve">{{ debt_amount }} </w:t>
       </w:r>
       <w:r>
         <w:rPr>
@@ -430,7 +429,7 @@
           <w:sz w:val="24"/>
           <w:szCs w:val="24"/>
         </w:rPr>
-        <w:t xml:space="preserve">{{ w_t_w_r_w_r_w_rpr_w_rfonts_w_ascii_times_new_roman_w_hansi_times_new_roman_w_cs_times_new_roman_w_sz_w_val_24_w_szcs_w_val_24_w_lang_w_val_en_us_w_rpr_w_t_violation_w_t_w_r_w_r_w_rsidrpr_00de3440_w_rpr_w_rfonts_w_ascii_times_new_roman_w_hansi_times_new_roman_w_cs_times_new_roman_w_sz_w_val_24_w_szcs_w_val_24_w_rpr_w_t_xml_space_preserve_w_t_w_r_w_r_w_rpr_w_rfonts_w_ascii_times_new_roman_w_hansi_times_new_roman_w_cs_times_new_roman_w_sz_w_val_24_w_szcs_w_val_24_w_lang_w_val_en_us_w_rpr_w_t_details_w_t_w_r_w_r_w_rsidrpr_00de3440_w_rpr_w_rfonts_w_ascii_times_new_roman_w_hansi_times_new_roman_w_cs_times_new_roman_w_sz_w_val_24_w_szcs_w_val_24_w_rpr_w_t_xml_space_preserve }}</w:t>
+        <w:t xml:space="preserve">{{ violation_details }}</w:t>
       </w:r>
       <w:r>
         <w:rPr>
@@ -462,7 +461,7 @@
           <w:sz w:val="24"/>
           <w:szCs w:val="24"/>
         </w:rPr>
-        <w:t xml:space="preserve">{{ w_t_w_r_w_r_w_rpr_w_rfonts_w_ascii_times_new_roman_w_hansi_times_new_roman_w_cs_times_new_roman_w_sz_w_val_24_w_szcs_w_val_24_w_lang_w_val_en_us_w_rpr_w_t_harm_w_t_w_r_w_r_w_rsidrpr_00de3440_w_rpr_w_rfonts_w_ascii_times_new_roman_w_hansi_times_new_roman_w_cs_times_new_roman_w_sz_w_val_24_w_szcs_w_val_24_w_rpr_w_t_xml_space_preserve_w_t_w_r_w_r_w_rpr_w_rfonts_w_ascii_times_new_roman_w_hansi_times_new_roman_w_cs_times_new_roman_w_sz_w_val_24_w_szcs_w_val_24_w_lang_w_val_en_us_w_rpr_w_t_description }}</w:t>
+        <w:t xml:space="preserve">{{ harm }}</w:t>
       </w:r>
       <w:r>
         <w:rPr>
@@ -525,7 +524,7 @@
           <w:sz w:val="24"/>
           <w:szCs w:val="24"/>
         </w:rPr>
-        <w:t xml:space="preserve">{{ w_t_w_r_w_prooferr_w_type_spellstart_w_r_w_rpr_w_rfonts_w_ascii_times_new_roman_w_hansi_times_new_roman_w_cs_times_new_roman_w_sz_w_val_24_w_szcs_w_val_24_w_lang_w_val_en_us_w_rpr_w_t_clain_w_t_w_r_w_prooferr_w_type_spellend_w_r_w_rpr_w_rfonts_w_ascii_times_new_roman_w_hansi_times_new_roman_w_cs_times_new_roman_w_sz_w_val_24_w_szcs_w_val_24_w_lang_w_val_en_us_w_rpr_w_t_xml_space_preserve_list }}</w:t>
+        <w:t xml:space="preserve">{{ clain }}</w:t>
       </w:r>
     </w:p>
     <w:p>
